--- a/Khaled_Hussien_CV_Master.docx
+++ b/Khaled_Hussien_CV_Master.docx
@@ -48,7 +48,7 @@
         </w:rPr>
         <w:t xml:space="preserve">khaledhussien122@gmail.com  |  +20 111 199 2803  |  El Obour City, Egypt  |  </w:t>
       </w:r>
-      <w:hyperlink w:history="1" r:id="rId8xsktbl8butzpwdoff38d">
+      <w:hyperlink w:history="1" r:id="rId-str4aca8_sjguzjulame">
         <w:r>
           <w:rPr>
             <w:rFonts w:ascii="Arial" w:cs="Arial" w:eastAsia="Arial" w:hAnsi="Arial"/>
